--- a/3rd Year/1st term/OOSAD/MS1/StudySync_Component_Diagram.docx
+++ b/3rd Year/1st term/OOSAD/MS1/StudySync_Component_Diagram.docx
@@ -34,7 +34,7 @@
       <w:r>
         <w:drawing>
           <wp:inline xmlns:a="http://schemas.openxmlformats.org/drawingml/2006/main" xmlns:pic="http://schemas.openxmlformats.org/drawingml/2006/picture">
-            <wp:extent cx="7772400" cy="5077132"/>
+            <wp:extent cx="5486400" cy="6732845"/>
             <wp:docPr id="1" name="Picture 1"/>
             <wp:cNvGraphicFramePr>
               <a:graphicFrameLocks noChangeAspect="1"/>
@@ -55,7 +55,7 @@
                   <pic:spPr>
                     <a:xfrm>
                       <a:off x="0" y="0"/>
-                      <a:ext cx="7772400" cy="5077132"/>
+                      <a:ext cx="5486400" cy="6732845"/>
                     </a:xfrm>
                     <a:prstGeom prst="rect"/>
                   </pic:spPr>
@@ -67,7 +67,7 @@
       </w:r>
     </w:p>
     <w:sectPr>
-      <w:pgSz w:w="15840" w:h="12240" w:orient="landscape"/>
+      <w:pgSz w:w="12240" w:h="15840"/>
       <w:pgMar w:top="1440" w:right="1800" w:bottom="1440" w:left="1800" w:header="720" w:footer="720" w:gutter="0"/>
       <w:cols w:space="720"/>
       <w:docGrid w:linePitch="360"/>
